--- a/tillsyn/A 36487-2025 tillsynsbegäran.docx
+++ b/tillsyn/A 36487-2025 tillsynsbegäran.docx
@@ -648,7 +648,7 @@
     <w:r>
       <w:tab/>
       <w:tab/>
-      <w:t>2025-08-06</w:t>
+      <w:t>2025-08-09</w:t>
       <w:br/>
       <w:br/>
     </w:r>

--- a/tillsyn/A 36487-2025 tillsynsbegäran.docx
+++ b/tillsyn/A 36487-2025 tillsynsbegäran.docx
@@ -12,7 +12,7 @@
     </w:p>
     <w:p>
       <w:r>
-        <w:t>Detta dokument behandlar höga naturvärden i avverkningsanmälan A 36487-2025 i Gällivare kommun. Denna avverkningsanmälan inkom 2025-07-31 och omfattar 2,8 ha.</w:t>
+        <w:t>Detta dokument behandlar höga naturvärden i avverkningsanmälan A 36487-2025 i Gällivare kommun. Denna avverkningsanmälan inkom 2025-07-31 12:19:52 och omfattar 2,8 ha.</w:t>
       </w:r>
     </w:p>
     <w:p>

--- a/tillsyn/A 36487-2025 tillsynsbegäran.docx
+++ b/tillsyn/A 36487-2025 tillsynsbegäran.docx
@@ -648,7 +648,7 @@
     <w:r>
       <w:tab/>
       <w:tab/>
-      <w:t>2025-08-09</w:t>
+      <w:t>2025-08-10</w:t>
       <w:br/>
       <w:br/>
     </w:r>

--- a/tillsyn/A 36487-2025 tillsynsbegäran.docx
+++ b/tillsyn/A 36487-2025 tillsynsbegäran.docx
@@ -648,7 +648,7 @@
     <w:r>
       <w:tab/>
       <w:tab/>
-      <w:t>2025-08-10</w:t>
+      <w:t>2025-08-11</w:t>
       <w:br/>
       <w:br/>
     </w:r>

--- a/tillsyn/A 36487-2025 tillsynsbegäran.docx
+++ b/tillsyn/A 36487-2025 tillsynsbegäran.docx
@@ -12,7 +12,7 @@
     </w:p>
     <w:p>
       <w:r>
-        <w:t>Detta dokument behandlar höga naturvärden i avverkningsanmälan A 36487-2025 i Gällivare kommun. Denna avverkningsanmälan inkom 2025-07-31 12:19:52 och omfattar 2,8 ha.</w:t>
+        <w:t>Detta dokument behandlar höga naturvärden i avverkningsanmälan A 36487-2025 i Gällivare kommun. Denna avverkningsanmälan inkom 2025-07-31 00:00:00 och omfattar 2,8 ha.</w:t>
       </w:r>
     </w:p>
     <w:p>
@@ -648,7 +648,7 @@
     <w:r>
       <w:tab/>
       <w:tab/>
-      <w:t>2025-08-11</w:t>
+      <w:t>2025-08-12</w:t>
       <w:br/>
       <w:br/>
     </w:r>

--- a/tillsyn/A 36487-2025 tillsynsbegäran.docx
+++ b/tillsyn/A 36487-2025 tillsynsbegäran.docx
@@ -648,7 +648,7 @@
     <w:r>
       <w:tab/>
       <w:tab/>
-      <w:t>2025-08-12</w:t>
+      <w:t>2025-08-13</w:t>
       <w:br/>
       <w:br/>
     </w:r>

--- a/tillsyn/A 36487-2025 tillsynsbegäran.docx
+++ b/tillsyn/A 36487-2025 tillsynsbegäran.docx
@@ -648,7 +648,7 @@
     <w:r>
       <w:tab/>
       <w:tab/>
-      <w:t>2025-08-13</w:t>
+      <w:t>2025-08-14</w:t>
       <w:br/>
       <w:br/>
     </w:r>

--- a/tillsyn/A 36487-2025 tillsynsbegäran.docx
+++ b/tillsyn/A 36487-2025 tillsynsbegäran.docx
@@ -648,7 +648,7 @@
     <w:r>
       <w:tab/>
       <w:tab/>
-      <w:t>2025-08-14</w:t>
+      <w:t>2025-08-15</w:t>
       <w:br/>
       <w:br/>
     </w:r>

--- a/tillsyn/A 36487-2025 tillsynsbegäran.docx
+++ b/tillsyn/A 36487-2025 tillsynsbegäran.docx
@@ -648,7 +648,7 @@
     <w:r>
       <w:tab/>
       <w:tab/>
-      <w:t>2025-08-15</w:t>
+      <w:t>2025-08-16</w:t>
       <w:br/>
       <w:br/>
     </w:r>

--- a/tillsyn/A 36487-2025 tillsynsbegäran.docx
+++ b/tillsyn/A 36487-2025 tillsynsbegäran.docx
@@ -648,7 +648,7 @@
     <w:r>
       <w:tab/>
       <w:tab/>
-      <w:t>2025-08-16</w:t>
+      <w:t>2025-08-17</w:t>
       <w:br/>
       <w:br/>
     </w:r>

--- a/tillsyn/A 36487-2025 tillsynsbegäran.docx
+++ b/tillsyn/A 36487-2025 tillsynsbegäran.docx
@@ -648,7 +648,7 @@
     <w:r>
       <w:tab/>
       <w:tab/>
-      <w:t>2025-08-17</w:t>
+      <w:t>2025-08-18</w:t>
       <w:br/>
       <w:br/>
     </w:r>

--- a/tillsyn/A 36487-2025 tillsynsbegäran.docx
+++ b/tillsyn/A 36487-2025 tillsynsbegäran.docx
@@ -648,7 +648,7 @@
     <w:r>
       <w:tab/>
       <w:tab/>
-      <w:t>2025-08-18</w:t>
+      <w:t>2025-08-19</w:t>
       <w:br/>
       <w:br/>
     </w:r>

--- a/tillsyn/A 36487-2025 tillsynsbegäran.docx
+++ b/tillsyn/A 36487-2025 tillsynsbegäran.docx
@@ -648,7 +648,7 @@
     <w:r>
       <w:tab/>
       <w:tab/>
-      <w:t>2025-08-19</w:t>
+      <w:t>2025-08-20</w:t>
       <w:br/>
       <w:br/>
     </w:r>

--- a/tillsyn/A 36487-2025 tillsynsbegäran.docx
+++ b/tillsyn/A 36487-2025 tillsynsbegäran.docx
@@ -648,7 +648,7 @@
     <w:r>
       <w:tab/>
       <w:tab/>
-      <w:t>2025-08-20</w:t>
+      <w:t>2025-08-21</w:t>
       <w:br/>
       <w:br/>
     </w:r>

--- a/tillsyn/A 36487-2025 tillsynsbegäran.docx
+++ b/tillsyn/A 36487-2025 tillsynsbegäran.docx
@@ -648,7 +648,7 @@
     <w:r>
       <w:tab/>
       <w:tab/>
-      <w:t>2025-08-21</w:t>
+      <w:t>2025-08-22</w:t>
       <w:br/>
       <w:br/>
     </w:r>

--- a/tillsyn/A 36487-2025 tillsynsbegäran.docx
+++ b/tillsyn/A 36487-2025 tillsynsbegäran.docx
@@ -35,7 +35,7 @@
     </w:p>
     <w:p>
       <w:r>
-        <w:t>I avverkningsanmälan har följande 8 naturvårdsarter hittats: knärot (VU, §8), garnlav (NT), mörk kolflarnlav (NT), rosenticka (NT), spillkråka (NT, §4), ullticka (NT), vitgrynig nållav (NT) och revlummer (§9). Av dessa är 7 rödlistade. För rödlistade arter har rödlistekategorin angivits inom parentes. För fridlysta arter anges även paragrafen i Artskyddsförordningen som arten är fridlyst enligt.</w:t>
+        <w:t>I avverkningsanmälan har följande 9 naturvårdsarter hittats: knärot (VU, §8), garnlav (NT), granticka (NT), mörk kolflarnlav (NT), rosenticka (NT), spillkråka (NT, §4), ullticka (NT), vitgrynig nållav (NT) och revlummer (§9). Av dessa är 8 rödlistade. För rödlistade arter har rödlistekategorin angivits inom parentes. För fridlysta arter anges även paragrafen i Artskyddsförordningen som arten är fridlyst enligt.</w:t>
       </w:r>
     </w:p>
     <w:p>
@@ -99,6 +99,17 @@
       </w:r>
       <w:r>
         <w:t xml:space="preserve"> är en utpräglad barrskogsart som ibland kan drapera träden i norrländska grannaturskogar med hög luftfuktighet. Den förekommer även i talldominerade bestånd där den, förutom i trädens grenverk, påträffas hängande över ojämnheter i tallbarken. Arten har minskat starkt i södra och mellersta Sverige och den minskar även i sitt nordliga utbredningsområde. Orsaken till tillbakagången beror främst på slutavverkningar av naturskogsartade skogar. Bestånd med riklig förekomst bör regelmässigt sparas. Garnlav är värdväxt för den mycket sällsynta och akut hotade fjärilen barrskogslavfly (CR) som hör hemma i boreala barrskogar med riklig förekomst av värdväxten. Tidigare kunde arten konstateras årligen på flera platser vid Dala-Floda i Dalarna innan lokalerna kalavverkades. Senaste fyndet i landet av barrskogslavfly är från år 2000 då den påträffades vid Högberget i Sollefteå kommun (SLU Artdatabanken, 2024).</w:t>
+      </w:r>
+    </w:p>
+    <w:p>
+      <w:r>
+        <w:rPr>
+          <w:b/>
+        </w:rPr>
+        <w:t>Granticka (NT)</w:t>
+      </w:r>
+      <w:r>
+        <w:t xml:space="preserve"> förekommer främst i äldre skogar med naturskogskaraktär, liksom i dimensionsavverkade och plockhuggna skogar. I äldre grannaturskog i norra Sverige är den alltjämt en förhållandevis vanlig karaktärsart, medan den längre söderut blir allt mer sällsynt. I Götaland och delar av Svealand är den en god signalart för skyddsvärda granskogsmiljöer. Arten bedöms ha minskat starkt under senare år på grund av skogsavverkningar, då den framför allt växer i äldre granskog med långvarig grankontinuitet. I urskogsliknande bestånd i norra Sverige kan ibland påträffas den mycket sällsynta tickan grantickeporing (VU), som lever på döda grantickor (SLU Artdatabanken, 2024; Nitare &amp; Skogsstyrelsen, 2019).</w:t>
       </w:r>
     </w:p>
     <w:p>
@@ -203,7 +214,7 @@
     </w:p>
     <w:p>
       <w:r>
-        <w:t>I det avverkningsanmälda området finns 3 fyndplatser för knärot registrerade på Artportalen. Figur 2 visar gränserna för buffertzoner på 50 m, som behöver lämnas kring fyndplatserna för att knärotslokalerna inte ska försvinna vid en avverkning. Av det avverkningsanmälda området överlappar 1.31 ha med buffertzonerna och får av detta skäl inte avverkas.</w:t>
+        <w:t>I det avverkningsanmälda området finns 6 fyndplatser för knärot registrerade på Artportalen. Figur 2 visar gränserna för buffertzoner på 50 m, som behöver lämnas kring fyndplatserna för att knärotslokalerna inte ska försvinna vid en avverkning. Av det avverkningsanmälda området överlappar 1.35 ha med buffertzonerna och får av detta skäl inte avverkas.</w:t>
       </w:r>
     </w:p>
     <w:p>
@@ -648,7 +659,7 @@
     <w:r>
       <w:tab/>
       <w:tab/>
-      <w:t>2025-08-22</w:t>
+      <w:t>2025-08-23</w:t>
       <w:br/>
       <w:br/>
     </w:r>

--- a/tillsyn/A 36487-2025 tillsynsbegäran.docx
+++ b/tillsyn/A 36487-2025 tillsynsbegäran.docx
@@ -659,7 +659,7 @@
     <w:r>
       <w:tab/>
       <w:tab/>
-      <w:t>2025-08-23</w:t>
+      <w:t>2025-08-24</w:t>
       <w:br/>
       <w:br/>
     </w:r>

--- a/tillsyn/A 36487-2025 tillsynsbegäran.docx
+++ b/tillsyn/A 36487-2025 tillsynsbegäran.docx
@@ -659,7 +659,7 @@
     <w:r>
       <w:tab/>
       <w:tab/>
-      <w:t>2025-08-24</w:t>
+      <w:t>2025-08-25</w:t>
       <w:br/>
       <w:br/>
     </w:r>

--- a/tillsyn/A 36487-2025 tillsynsbegäran.docx
+++ b/tillsyn/A 36487-2025 tillsynsbegäran.docx
@@ -659,7 +659,7 @@
     <w:r>
       <w:tab/>
       <w:tab/>
-      <w:t>2025-08-25</w:t>
+      <w:t>2025-08-26</w:t>
       <w:br/>
       <w:br/>
     </w:r>

--- a/tillsyn/A 36487-2025 tillsynsbegäran.docx
+++ b/tillsyn/A 36487-2025 tillsynsbegäran.docx
@@ -659,7 +659,7 @@
     <w:r>
       <w:tab/>
       <w:tab/>
-      <w:t>2025-08-26</w:t>
+      <w:t>2025-08-30</w:t>
       <w:br/>
       <w:br/>
     </w:r>

--- a/tillsyn/A 36487-2025 tillsynsbegäran.docx
+++ b/tillsyn/A 36487-2025 tillsynsbegäran.docx
@@ -659,7 +659,7 @@
     <w:r>
       <w:tab/>
       <w:tab/>
-      <w:t>2025-08-30</w:t>
+      <w:t>2025-08-31</w:t>
       <w:br/>
       <w:br/>
     </w:r>

--- a/tillsyn/A 36487-2025 tillsynsbegäran.docx
+++ b/tillsyn/A 36487-2025 tillsynsbegäran.docx
@@ -659,7 +659,7 @@
     <w:r>
       <w:tab/>
       <w:tab/>
-      <w:t>2025-08-31</w:t>
+      <w:t>2025-09-01</w:t>
       <w:br/>
       <w:br/>
     </w:r>

--- a/tillsyn/A 36487-2025 tillsynsbegäran.docx
+++ b/tillsyn/A 36487-2025 tillsynsbegäran.docx
@@ -659,7 +659,7 @@
     <w:r>
       <w:tab/>
       <w:tab/>
-      <w:t>2025-09-01</w:t>
+      <w:t>2025-09-04</w:t>
       <w:br/>
       <w:br/>
     </w:r>

--- a/tillsyn/A 36487-2025 tillsynsbegäran.docx
+++ b/tillsyn/A 36487-2025 tillsynsbegäran.docx
@@ -659,7 +659,7 @@
     <w:r>
       <w:tab/>
       <w:tab/>
-      <w:t>2025-09-04</w:t>
+      <w:t>2025-09-05</w:t>
       <w:br/>
       <w:br/>
     </w:r>

--- a/tillsyn/A 36487-2025 tillsynsbegäran.docx
+++ b/tillsyn/A 36487-2025 tillsynsbegäran.docx
@@ -659,7 +659,7 @@
     <w:r>
       <w:tab/>
       <w:tab/>
-      <w:t>2025-09-05</w:t>
+      <w:t>2025-09-07</w:t>
       <w:br/>
       <w:br/>
     </w:r>

--- a/tillsyn/A 36487-2025 tillsynsbegäran.docx
+++ b/tillsyn/A 36487-2025 tillsynsbegäran.docx
@@ -659,7 +659,7 @@
     <w:r>
       <w:tab/>
       <w:tab/>
-      <w:t>2025-09-07</w:t>
+      <w:t>2025-09-08</w:t>
       <w:br/>
       <w:br/>
     </w:r>

--- a/tillsyn/A 36487-2025 tillsynsbegäran.docx
+++ b/tillsyn/A 36487-2025 tillsynsbegäran.docx
@@ -659,7 +659,7 @@
     <w:r>
       <w:tab/>
       <w:tab/>
-      <w:t>2025-09-08</w:t>
+      <w:t>2025-09-10</w:t>
       <w:br/>
       <w:br/>
     </w:r>

--- a/tillsyn/A 36487-2025 tillsynsbegäran.docx
+++ b/tillsyn/A 36487-2025 tillsynsbegäran.docx
@@ -659,7 +659,7 @@
     <w:r>
       <w:tab/>
       <w:tab/>
-      <w:t>2025-09-10</w:t>
+      <w:t>2025-09-11</w:t>
       <w:br/>
       <w:br/>
     </w:r>

--- a/tillsyn/A 36487-2025 tillsynsbegäran.docx
+++ b/tillsyn/A 36487-2025 tillsynsbegäran.docx
@@ -659,7 +659,7 @@
     <w:r>
       <w:tab/>
       <w:tab/>
-      <w:t>2025-09-11</w:t>
+      <w:t>2025-09-12</w:t>
       <w:br/>
       <w:br/>
     </w:r>

--- a/tillsyn/A 36487-2025 tillsynsbegäran.docx
+++ b/tillsyn/A 36487-2025 tillsynsbegäran.docx
@@ -659,7 +659,7 @@
     <w:r>
       <w:tab/>
       <w:tab/>
-      <w:t>2025-09-12</w:t>
+      <w:t>2025-09-13</w:t>
       <w:br/>
       <w:br/>
     </w:r>

--- a/tillsyn/A 36487-2025 tillsynsbegäran.docx
+++ b/tillsyn/A 36487-2025 tillsynsbegäran.docx
@@ -659,7 +659,7 @@
     <w:r>
       <w:tab/>
       <w:tab/>
-      <w:t>2025-09-13</w:t>
+      <w:t>2025-09-14</w:t>
       <w:br/>
       <w:br/>
     </w:r>

--- a/tillsyn/A 36487-2025 tillsynsbegäran.docx
+++ b/tillsyn/A 36487-2025 tillsynsbegäran.docx
@@ -209,7 +209,25 @@
         <w:t>Knärot (VU, §8)</w:t>
       </w:r>
       <w:r>
-        <w:t xml:space="preserve"> är rödlistad som sårbar och fridlyst enligt 8§ artskyddsförordningen. En nyligen genomförd analys av 79 floraväktarlokaler indikerar att det behövs någonstans mellan 100 och 150 meters skyddszon för att en knärotspopulation inte ska dö ut på lång sikt (Sebestyén &amp; Sundberg, 2025). Detta ligger väl i linje med tidigare genomförda studier som visar att det krävs väl tilltagna buffertzoner för att knäroten inte ska ta skada av skogsbruksåtgärder i intilliggande skog (Johnson, 2014; Koelmeijer m.fl., 2022; Skogsstyrelsen, 2022). Arten är även känslig för gallring vilket framgår av Skogsstyrelsens egen vägledning för hänsyn till knärot (Skogsstyrelsen, 2022). För rika förekomster av knärot är reservatsbildning eller biotopskydd lämpliga åtgärder för att skydda den (SLU Artdatabanken, 2024).</w:t>
+        <w:t xml:space="preserve"> är rödlistad som sårbar och fridlyst enligt 8§ artskyddsförordningen. En nyligen genomförd analys av 79 floraväktarlokaler indikerar att det behövs någonstans mellan 100 och 150 meters skyddszon för att en knärotspopulation inte ska dö ut på lång sikt (Sebestyén &amp; Sundberg, 2025). Detta ligger väl i linje med tidigare genomförda studier som visar att det krävs väl tilltagna buffertzoner för att knäroten inte ska ta skada av skogsbruksåtgärder i intilliggande skog (Johnson, 2014; Koelmeijer m.fl., 2022; Skogsstyrelsen, 2022). Arten är även känslig för gallring vilket framgår av Skogsstyrelsens egen vägledning för hänsyn till knärot (Skogsstyrelsen, 2022). För rika förekomster av knärot är reservatsbildning eller biotopskydd lämpliga åtgärder för att skydda den. På knärot kan den sällsynta rostsvampen </w:t>
+      </w:r>
+      <w:r>
+        <w:rPr>
+          <w:i/>
+        </w:rPr>
+        <w:t>Pucciniastrum goodyerae</w:t>
+      </w:r>
+      <w:r>
+        <w:t xml:space="preserve"> påträffas. </w:t>
+      </w:r>
+      <w:r>
+        <w:rPr>
+          <w:i/>
+        </w:rPr>
+        <w:t>Pucciniastrum goodyerae</w:t>
+      </w:r>
+      <w:r>
+        <w:t xml:space="preserve"> är klassad som NE (ej bedömd) i rödlistan(SLU Artdatabanken, 2024).</w:t>
       </w:r>
     </w:p>
     <w:p>
@@ -659,7 +677,7 @@
     <w:r>
       <w:tab/>
       <w:tab/>
-      <w:t>2025-09-14</w:t>
+      <w:t>2025-09-15</w:t>
       <w:br/>
       <w:br/>
     </w:r>

--- a/tillsyn/A 36487-2025 tillsynsbegäran.docx
+++ b/tillsyn/A 36487-2025 tillsynsbegäran.docx
@@ -677,7 +677,7 @@
     <w:r>
       <w:tab/>
       <w:tab/>
-      <w:t>2025-09-15</w:t>
+      <w:t>2025-09-16</w:t>
       <w:br/>
       <w:br/>
     </w:r>

--- a/tillsyn/A 36487-2025 tillsynsbegäran.docx
+++ b/tillsyn/A 36487-2025 tillsynsbegäran.docx
@@ -677,7 +677,7 @@
     <w:r>
       <w:tab/>
       <w:tab/>
-      <w:t>2025-09-16</w:t>
+      <w:t>2025-09-17</w:t>
       <w:br/>
       <w:br/>
     </w:r>

--- a/tillsyn/A 36487-2025 tillsynsbegäran.docx
+++ b/tillsyn/A 36487-2025 tillsynsbegäran.docx
@@ -677,7 +677,7 @@
     <w:r>
       <w:tab/>
       <w:tab/>
-      <w:t>2025-09-17</w:t>
+      <w:t>2025-09-18</w:t>
       <w:br/>
       <w:br/>
     </w:r>

--- a/tillsyn/A 36487-2025 tillsynsbegäran.docx
+++ b/tillsyn/A 36487-2025 tillsynsbegäran.docx
@@ -677,7 +677,7 @@
     <w:r>
       <w:tab/>
       <w:tab/>
-      <w:t>2025-09-18</w:t>
+      <w:t>2025-09-22</w:t>
       <w:br/>
       <w:br/>
     </w:r>

--- a/tillsyn/A 36487-2025 tillsynsbegäran.docx
+++ b/tillsyn/A 36487-2025 tillsynsbegäran.docx
@@ -677,7 +677,7 @@
     <w:r>
       <w:tab/>
       <w:tab/>
-      <w:t>2025-09-22</w:t>
+      <w:t>2025-09-23</w:t>
       <w:br/>
       <w:br/>
     </w:r>

--- a/tillsyn/A 36487-2025 tillsynsbegäran.docx
+++ b/tillsyn/A 36487-2025 tillsynsbegäran.docx
@@ -677,7 +677,7 @@
     <w:r>
       <w:tab/>
       <w:tab/>
-      <w:t>2025-09-23</w:t>
+      <w:t>2025-09-24</w:t>
       <w:br/>
       <w:br/>
     </w:r>

--- a/tillsyn/A 36487-2025 tillsynsbegäran.docx
+++ b/tillsyn/A 36487-2025 tillsynsbegäran.docx
@@ -677,7 +677,7 @@
     <w:r>
       <w:tab/>
       <w:tab/>
-      <w:t>2025-09-24</w:t>
+      <w:t>2025-09-25</w:t>
       <w:br/>
       <w:br/>
     </w:r>

--- a/tillsyn/A 36487-2025 tillsynsbegäran.docx
+++ b/tillsyn/A 36487-2025 tillsynsbegäran.docx
@@ -677,7 +677,7 @@
     <w:r>
       <w:tab/>
       <w:tab/>
-      <w:t>2025-09-25</w:t>
+      <w:t>2025-09-26</w:t>
       <w:br/>
       <w:br/>
     </w:r>

--- a/tillsyn/A 36487-2025 tillsynsbegäran.docx
+++ b/tillsyn/A 36487-2025 tillsynsbegäran.docx
@@ -677,7 +677,7 @@
     <w:r>
       <w:tab/>
       <w:tab/>
-      <w:t>2025-09-26</w:t>
+      <w:t>2025-09-27</w:t>
       <w:br/>
       <w:br/>
     </w:r>

--- a/tillsyn/A 36487-2025 tillsynsbegäran.docx
+++ b/tillsyn/A 36487-2025 tillsynsbegäran.docx
@@ -677,7 +677,7 @@
     <w:r>
       <w:tab/>
       <w:tab/>
-      <w:t>2025-09-27</w:t>
+      <w:t>2025-09-28</w:t>
       <w:br/>
       <w:br/>
     </w:r>

--- a/tillsyn/A 36487-2025 tillsynsbegäran.docx
+++ b/tillsyn/A 36487-2025 tillsynsbegäran.docx
@@ -677,7 +677,7 @@
     <w:r>
       <w:tab/>
       <w:tab/>
-      <w:t>2025-09-28</w:t>
+      <w:t>2025-09-29</w:t>
       <w:br/>
       <w:br/>
     </w:r>

--- a/tillsyn/A 36487-2025 tillsynsbegäran.docx
+++ b/tillsyn/A 36487-2025 tillsynsbegäran.docx
@@ -677,7 +677,7 @@
     <w:r>
       <w:tab/>
       <w:tab/>
-      <w:t>2025-09-29</w:t>
+      <w:t>2025-09-30</w:t>
       <w:br/>
       <w:br/>
     </w:r>

--- a/tillsyn/A 36487-2025 tillsynsbegäran.docx
+++ b/tillsyn/A 36487-2025 tillsynsbegäran.docx
@@ -677,7 +677,7 @@
     <w:r>
       <w:tab/>
       <w:tab/>
-      <w:t>2025-09-30</w:t>
+      <w:t>2025-10-01</w:t>
       <w:br/>
       <w:br/>
     </w:r>
